--- a/3.2 Hoofdstuk 2 - Marktvormen en hun marktevenwicht/3.2.4 Paragraaf 4 - Oligopolie/3. Oefenen/basisopgaven/3.2.4 Oligopolie – basis – antwoorden.docx
+++ b/3.2 Hoofdstuk 2 - Marktvormen en hun marktevenwicht/3.2.4 Paragraaf 4 - Oligopolie/3. Oefenen/basisopgaven/3.2.4 Oligopolie – basis – antwoorden.docx
@@ -862,6 +862,18 @@
                 <w:szCs w:val="22"/>
               </w:rPr>
               <w:t xml:space="preserve">beide 30 kasten</w:t>
+            </w:r>
+          </w:p>
+          <w:p>
+            <w:r>
+              <w:rPr>
+                <w:noProof/>
+              </w:rPr>
+              <w:pict>
+                <v:shape id="Image 1" o:spid="_x0000_i1026" type="#_x0000_t75" style="width:208.8pt;height:205.2pt;visibility:visible">
+                  <v:imagedata r:id="rId10" o:title=""/>
+                </v:shape>
+              </w:pict>
             </w:r>
           </w:p>
         </w:tc>
